--- a/evaluation/corpus/v1/sources/fabrikam-clean-brief.docx
+++ b/evaluation/corpus/v1/sources/fabrikam-clean-brief.docx
@@ -68,7 +68,7 @@
           <w:rFonts w:ascii="Arial" w:hAnsi="Arial"/>
           <w:sz w:val="21"/>
         </w:rPr>
-        <w:t>A governed KM portal routes requests to Foundry agents grounded in approved Microsoft 365 sources.</w:t>
+        <w:t>A governed KM portal routes validated user uploads to Foundry agents in the signed-in user's authorization context.</w:t>
       </w:r>
     </w:p>
     <w:p>
